--- a/eng/docx/16.content.docx
+++ b/eng/docx/16.content.docx
@@ -19,7 +19,7 @@
         <w:rPr>
           <w:lang w:val="en_US" w:bidi="en_US"/>
         </w:rPr>
-        <w:t>Resource: Study Notes - Book Intros (Tyndale)</w:t>
+        <w:t>Resource: Tyndale Open Study Notes</w:t>
       </w:r>
       <w:r>
         <w:rPr>
@@ -112,7 +112,7 @@
         <w:rPr>
           <w:lang w:val="en_US" w:bidi="en_US"/>
         </w:rPr>
-        <w:t>Study Notes - Book Intros (Tyndale)</w:t>
+        <w:t>Tyndale Open Study Notes</w:t>
       </w:r>
     </w:p>
     <w:p>

--- a/eng/docx/16.content.docx
+++ b/eng/docx/16.content.docx
@@ -19,7 +19,7 @@
         <w:rPr>
           <w:lang w:val="en_US" w:bidi="en_US"/>
         </w:rPr>
-        <w:t>Resource: Tyndale Open Study Notes</w:t>
+        <w:t>Resource: Aquifer Open Study Notes (Book Intros)</w:t>
       </w:r>
       <w:r>
         <w:rPr>
@@ -112,7 +112,7 @@
         <w:rPr>
           <w:lang w:val="en_US" w:bidi="en_US"/>
         </w:rPr>
-        <w:t>Tyndale Open Study Notes</w:t>
+        <w:t>Aquifer Open Study Notes (Book Intros)</w:t>
       </w:r>
     </w:p>
     <w:p>

--- a/eng/docx/16.content.docx
+++ b/eng/docx/16.content.docx
@@ -326,36 +326,24 @@
         </w:rPr>
         <w:t>After spending several decades in exile in Babylon, the Jews received permission from God through the Persian king Cyrus to return to their homeland. He made the official announcement in 538 BC for the Jews to again build their holy temple (</w:t>
       </w:r>
-      <w:hyperlink r:id="rId13">
-        <w:r>
-          <w:rPr>
-            <w:lang w:val="en_US" w:bidi="en_US"/>
-          </w:rPr>
-          <w:rPr>
-            <w:color w:val="0000EE"/>
-            <w:u w:val="single"/>
-          </w:rPr>
-          <w:t>Ezra 1:2–4</w:t>
-        </w:r>
-      </w:hyperlink>
+      <w:r>
+        <w:rPr>
+          <w:lang w:val="en_US" w:bidi="en_US"/>
+        </w:rPr>
+        <w:t>Ezra 1:2–4</w:t>
+      </w:r>
       <w:r>
         <w:rPr>
           <w:lang w:val="en_US" w:bidi="en_US"/>
         </w:rPr>
         <w:t>). About 50,000 people returned to Jerusalem at that time. Upon arrival, they built an altar and joyfully worshiped God (</w:t>
       </w:r>
-      <w:hyperlink r:id="rId14">
-        <w:r>
-          <w:rPr>
-            <w:lang w:val="en_US" w:bidi="en_US"/>
-          </w:rPr>
-          <w:rPr>
-            <w:color w:val="0000EE"/>
-            <w:u w:val="single"/>
-          </w:rPr>
-          <w:t>Ezra 3:1–13</w:t>
-        </w:r>
-      </w:hyperlink>
+      <w:r>
+        <w:rPr>
+          <w:lang w:val="en_US" w:bidi="en_US"/>
+        </w:rPr>
+        <w:t>Ezra 3:1–13</w:t>
+      </w:r>
       <w:r>
         <w:rPr>
           <w:lang w:val="en_US" w:bidi="en_US"/>
@@ -376,54 +364,36 @@
         </w:rPr>
         <w:t>When they again started to build the rest of the temple, local people who had settled in the area threatened the Jews. These opponents turned the Persian authorities against the Jews (</w:t>
       </w:r>
-      <w:hyperlink r:id="rId15">
-        <w:r>
-          <w:rPr>
-            <w:lang w:val="en_US" w:bidi="en_US"/>
-          </w:rPr>
-          <w:rPr>
-            <w:color w:val="0000EE"/>
-            <w:u w:val="single"/>
-          </w:rPr>
-          <w:t>Ezra 4:1–5</w:t>
-        </w:r>
-      </w:hyperlink>
+      <w:r>
+        <w:rPr>
+          <w:lang w:val="en_US" w:bidi="en_US"/>
+        </w:rPr>
+        <w:t>Ezra 4:1–5</w:t>
+      </w:r>
       <w:r>
         <w:rPr>
           <w:lang w:val="en_US" w:bidi="en_US"/>
         </w:rPr>
         <w:t>). After 15 years of frustration, reconstruction of the temple finally began during the rule of Darius I, who ruled from 521 to 486 BC. This renewed effort happened mainly because of the prophetic encouragement of Haggai and Zechariah (</w:t>
       </w:r>
-      <w:hyperlink r:id="rId16">
-        <w:r>
-          <w:rPr>
-            <w:lang w:val="en_US" w:bidi="en_US"/>
-          </w:rPr>
-          <w:rPr>
-            <w:color w:val="0000EE"/>
-            <w:u w:val="single"/>
-          </w:rPr>
-          <w:t>Ezra 5:1–5</w:t>
-        </w:r>
-      </w:hyperlink>
+      <w:r>
+        <w:rPr>
+          <w:lang w:val="en_US" w:bidi="en_US"/>
+        </w:rPr>
+        <w:t>Ezra 5:1–5</w:t>
+      </w:r>
       <w:r>
         <w:rPr>
           <w:lang w:val="en_US" w:bidi="en_US"/>
         </w:rPr>
         <w:t>). This time, the Persians fully supported the people building the temple again (</w:t>
       </w:r>
-      <w:hyperlink r:id="rId17">
-        <w:r>
-          <w:rPr>
-            <w:lang w:val="en_US" w:bidi="en_US"/>
-          </w:rPr>
-          <w:rPr>
-            <w:color w:val="0000EE"/>
-            <w:u w:val="single"/>
-          </w:rPr>
-          <w:t>Ezra 6:1–12</w:t>
-        </w:r>
-      </w:hyperlink>
+      <w:r>
+        <w:rPr>
+          <w:lang w:val="en_US" w:bidi="en_US"/>
+        </w:rPr>
+        <w:t>Ezra 6:1–12</w:t>
+      </w:r>
       <w:r>
         <w:rPr>
           <w:lang w:val="en_US" w:bidi="en_US"/>
@@ -444,36 +414,24 @@
         </w:rPr>
         <w:t>About 60 years later, in 458 BC, Ezra the scribe led several thousand more Jews to Jerusalem (</w:t>
       </w:r>
-      <w:hyperlink r:id="rId18">
-        <w:r>
-          <w:rPr>
-            <w:lang w:val="en_US" w:bidi="en_US"/>
-          </w:rPr>
-          <w:rPr>
-            <w:color w:val="0000EE"/>
-            <w:u w:val="single"/>
-          </w:rPr>
-          <w:t>Ezra 7:1–8:36</w:t>
-        </w:r>
-      </w:hyperlink>
+      <w:r>
+        <w:rPr>
+          <w:lang w:val="en_US" w:bidi="en_US"/>
+        </w:rPr>
+        <w:t>Ezra 7:1–8:36</w:t>
+      </w:r>
       <w:r>
         <w:rPr>
           <w:lang w:val="en_US" w:bidi="en_US"/>
         </w:rPr>
         <w:t>). Soon, he discovered that some leaders and priests had married women who did not worship Israel’s God. Ezra saw this as a threat to the nation remaining united and pure. He believed it would eventually lead to God punishing the people with another exile (</w:t>
       </w:r>
-      <w:hyperlink r:id="rId19">
-        <w:r>
-          <w:rPr>
-            <w:lang w:val="en_US" w:bidi="en_US"/>
-          </w:rPr>
-          <w:rPr>
-            <w:color w:val="0000EE"/>
-            <w:u w:val="single"/>
-          </w:rPr>
-          <w:t>Ezra 9:1–15</w:t>
-        </w:r>
-      </w:hyperlink>
+      <w:r>
+        <w:rPr>
+          <w:lang w:val="en_US" w:bidi="en_US"/>
+        </w:rPr>
+        <w:t>Ezra 9:1–15</w:t>
+      </w:r>
       <w:r>
         <w:rPr>
           <w:lang w:val="en_US" w:bidi="en_US"/>
@@ -519,36 +477,24 @@
         </w:rPr>
         <w:t>The book of Nehemiah describes events that began around 445 BC. This was the twentieth year of King Artaxerxes I (</w:t>
       </w:r>
-      <w:hyperlink r:id="rId20">
-        <w:r>
-          <w:rPr>
-            <w:lang w:val="en_US" w:bidi="en_US"/>
-          </w:rPr>
-          <w:rPr>
-            <w:color w:val="0000EE"/>
-            <w:u w:val="single"/>
-          </w:rPr>
-          <w:t>2:1</w:t>
-        </w:r>
-      </w:hyperlink>
+      <w:r>
+        <w:rPr>
+          <w:lang w:val="en_US" w:bidi="en_US"/>
+        </w:rPr>
+        <w:t>2:1</w:t>
+      </w:r>
       <w:r>
         <w:rPr>
           <w:lang w:val="en_US" w:bidi="en_US"/>
         </w:rPr>
         <w:t>). The book also records events after 432 BC, which was the thirty-second year of Artaxerxes (</w:t>
       </w:r>
-      <w:hyperlink r:id="rId21">
-        <w:r>
-          <w:rPr>
-            <w:lang w:val="en_US" w:bidi="en_US"/>
-          </w:rPr>
-          <w:rPr>
-            <w:color w:val="0000EE"/>
-            <w:u w:val="single"/>
-          </w:rPr>
-          <w:t>13:6–7</w:t>
-        </w:r>
-      </w:hyperlink>
+      <w:r>
+        <w:rPr>
+          <w:lang w:val="en_US" w:bidi="en_US"/>
+        </w:rPr>
+        <w:t>13:6–7</w:t>
+      </w:r>
       <w:r>
         <w:rPr>
           <w:lang w:val="en_US" w:bidi="en_US"/>
@@ -569,54 +515,36 @@
         </w:rPr>
         <w:t>Nehemiah served as the cupbearer to King Artaxerxes of Persia (</w:t>
       </w:r>
-      <w:hyperlink r:id="rId22">
-        <w:r>
-          <w:rPr>
-            <w:lang w:val="en_US" w:bidi="en_US"/>
-          </w:rPr>
-          <w:rPr>
-            <w:color w:val="0000EE"/>
-            <w:u w:val="single"/>
-          </w:rPr>
-          <w:t>1:11</w:t>
-        </w:r>
-      </w:hyperlink>
+      <w:r>
+        <w:rPr>
+          <w:lang w:val="en_US" w:bidi="en_US"/>
+        </w:rPr>
+        <w:t>1:11</w:t>
+      </w:r>
       <w:r>
         <w:rPr>
           <w:lang w:val="en_US" w:bidi="en_US"/>
         </w:rPr>
         <w:t>). When Nehemiah learned about Jerusalem's ruins, he prayed earnestly for God's help (</w:t>
       </w:r>
-      <w:hyperlink r:id="rId23">
-        <w:r>
-          <w:rPr>
-            <w:lang w:val="en_US" w:bidi="en_US"/>
-          </w:rPr>
-          <w:rPr>
-            <w:color w:val="0000EE"/>
-            <w:u w:val="single"/>
-          </w:rPr>
-          <w:t>1:1–3</w:t>
-        </w:r>
-      </w:hyperlink>
+      <w:r>
+        <w:rPr>
+          <w:lang w:val="en_US" w:bidi="en_US"/>
+        </w:rPr>
+        <w:t>1:1–3</w:t>
+      </w:r>
       <w:r>
         <w:rPr>
           <w:lang w:val="en_US" w:bidi="en_US"/>
         </w:rPr>
         <w:t xml:space="preserve">). God answered through Artaxerxes, who sent Nehemiah to Judah to again build Jerusalem's walls (chapter </w:t>
       </w:r>
-      <w:hyperlink r:id="rId24">
-        <w:r>
-          <w:rPr>
-            <w:lang w:val="en_US" w:bidi="en_US"/>
-          </w:rPr>
-          <w:rPr>
-            <w:color w:val="0000EE"/>
-            <w:u w:val="single"/>
-          </w:rPr>
-          <w:t>3</w:t>
-        </w:r>
-      </w:hyperlink>
+      <w:r>
+        <w:rPr>
+          <w:lang w:val="en_US" w:bidi="en_US"/>
+        </w:rPr>
+        <w:t>3</w:t>
+      </w:r>
       <w:r>
         <w:rPr>
           <w:lang w:val="en_US" w:bidi="en_US"/>
@@ -637,90 +565,60 @@
         </w:rPr>
         <w:t>Nehemiah organized and motivated the people. He led them with courage and honesty despite resistance from outside enemies and internal conflicts (</w:t>
       </w:r>
-      <w:hyperlink r:id="rId25">
-        <w:r>
-          <w:rPr>
-            <w:lang w:val="en_US" w:bidi="en_US"/>
-          </w:rPr>
-          <w:rPr>
-            <w:color w:val="0000EE"/>
-            <w:u w:val="single"/>
-          </w:rPr>
-          <w:t>4:1–23</w:t>
-        </w:r>
-      </w:hyperlink>
+      <w:r>
+        <w:rPr>
+          <w:lang w:val="en_US" w:bidi="en_US"/>
+        </w:rPr>
+        <w:t>4:1–23</w:t>
+      </w:r>
       <w:r>
         <w:rPr>
           <w:lang w:val="en_US" w:bidi="en_US"/>
         </w:rPr>
         <w:t xml:space="preserve">; </w:t>
       </w:r>
-      <w:hyperlink r:id="rId26">
-        <w:r>
-          <w:rPr>
-            <w:lang w:val="en_US" w:bidi="en_US"/>
-          </w:rPr>
-          <w:rPr>
-            <w:color w:val="0000EE"/>
-            <w:u w:val="single"/>
-          </w:rPr>
-          <w:t>6:1–14</w:t>
-        </w:r>
-      </w:hyperlink>
+      <w:r>
+        <w:rPr>
+          <w:lang w:val="en_US" w:bidi="en_US"/>
+        </w:rPr>
+        <w:t>6:1–14</w:t>
+      </w:r>
       <w:r>
         <w:rPr>
           <w:lang w:val="en_US" w:bidi="en_US"/>
         </w:rPr>
         <w:t xml:space="preserve">; chapter </w:t>
       </w:r>
-      <w:hyperlink r:id="rId27">
-        <w:r>
-          <w:rPr>
-            <w:lang w:val="en_US" w:bidi="en_US"/>
-          </w:rPr>
-          <w:rPr>
-            <w:color w:val="0000EE"/>
-            <w:u w:val="single"/>
-          </w:rPr>
-          <w:t>5</w:t>
-        </w:r>
-      </w:hyperlink>
+      <w:r>
+        <w:rPr>
+          <w:lang w:val="en_US" w:bidi="en_US"/>
+        </w:rPr>
+        <w:t>5</w:t>
+      </w:r>
       <w:r>
         <w:rPr>
           <w:lang w:val="en_US" w:bidi="en_US"/>
         </w:rPr>
         <w:t>). Despite strong opposition, under Nehemiah's leadership, the people again built Jerusalem's walls in just fifty-two days (</w:t>
       </w:r>
-      <w:hyperlink r:id="rId28">
-        <w:r>
-          <w:rPr>
-            <w:lang w:val="en_US" w:bidi="en_US"/>
-          </w:rPr>
-          <w:rPr>
-            <w:color w:val="0000EE"/>
-            <w:u w:val="single"/>
-          </w:rPr>
-          <w:t>6:1–4</w:t>
-        </w:r>
-      </w:hyperlink>
+      <w:r>
+        <w:rPr>
+          <w:lang w:val="en_US" w:bidi="en_US"/>
+        </w:rPr>
+        <w:t>6:1–4</w:t>
+      </w:r>
       <w:r>
         <w:rPr>
           <w:lang w:val="en_US" w:bidi="en_US"/>
         </w:rPr>
         <w:t xml:space="preserve">; </w:t>
       </w:r>
-      <w:hyperlink r:id="rId29">
-        <w:r>
-          <w:rPr>
-            <w:lang w:val="en_US" w:bidi="en_US"/>
-          </w:rPr>
-          <w:rPr>
-            <w:color w:val="0000EE"/>
-            <w:u w:val="single"/>
-          </w:rPr>
-          <w:t>6:15</w:t>
-        </w:r>
-      </w:hyperlink>
+      <w:r>
+        <w:rPr>
+          <w:lang w:val="en_US" w:bidi="en_US"/>
+        </w:rPr>
+        <w:t>6:15</w:t>
+      </w:r>
       <w:r>
         <w:rPr>
           <w:lang w:val="en_US" w:bidi="en_US"/>
@@ -741,72 +639,48 @@
         </w:rPr>
         <w:t>After finishing the walls, the account emphasizes religious reforms led by Ezra and Nehemiah (</w:t>
       </w:r>
-      <w:hyperlink r:id="rId30">
-        <w:r>
-          <w:rPr>
-            <w:lang w:val="en_US" w:bidi="en_US"/>
-          </w:rPr>
-          <w:rPr>
-            <w:color w:val="0000EE"/>
-            <w:u w:val="single"/>
-          </w:rPr>
-          <w:t>7:73–10:39</w:t>
-        </w:r>
-      </w:hyperlink>
+      <w:r>
+        <w:rPr>
+          <w:lang w:val="en_US" w:bidi="en_US"/>
+        </w:rPr>
+        <w:t>7:73–10:39</w:t>
+      </w:r>
       <w:r>
         <w:rPr>
           <w:lang w:val="en_US" w:bidi="en_US"/>
         </w:rPr>
         <w:t>). At the annual Feast of Tabernacles, Ezra read from the books of Moses to the crowd (</w:t>
       </w:r>
-      <w:hyperlink r:id="rId31">
-        <w:r>
-          <w:rPr>
-            <w:lang w:val="en_US" w:bidi="en_US"/>
-          </w:rPr>
-          <w:rPr>
-            <w:color w:val="0000EE"/>
-            <w:u w:val="single"/>
-          </w:rPr>
-          <w:t>8:5–8</w:t>
-        </w:r>
-      </w:hyperlink>
+      <w:r>
+        <w:rPr>
+          <w:lang w:val="en_US" w:bidi="en_US"/>
+        </w:rPr>
+        <w:t>8:5–8</w:t>
+      </w:r>
       <w:r>
         <w:rPr>
           <w:lang w:val="en_US" w:bidi="en_US"/>
         </w:rPr>
         <w:t>). This started a revival and a long prayer of confession (</w:t>
       </w:r>
-      <w:hyperlink r:id="rId32">
-        <w:r>
-          <w:rPr>
-            <w:lang w:val="en_US" w:bidi="en_US"/>
-          </w:rPr>
-          <w:rPr>
-            <w:color w:val="0000EE"/>
-            <w:u w:val="single"/>
-          </w:rPr>
-          <w:t>9:5–37</w:t>
-        </w:r>
-      </w:hyperlink>
+      <w:r>
+        <w:rPr>
+          <w:lang w:val="en_US" w:bidi="en_US"/>
+        </w:rPr>
+        <w:t>9:5–37</w:t>
+      </w:r>
       <w:r>
         <w:rPr>
           <w:lang w:val="en_US" w:bidi="en_US"/>
         </w:rPr>
         <w:t>). During this revival, the Israelites promised not to marry foreigners. They also committed to observe the Sabbath day (</w:t>
       </w:r>
-      <w:hyperlink r:id="rId33">
-        <w:r>
-          <w:rPr>
-            <w:lang w:val="en_US" w:bidi="en_US"/>
-          </w:rPr>
-          <w:rPr>
-            <w:color w:val="0000EE"/>
-            <w:u w:val="single"/>
-          </w:rPr>
-          <w:t>10:28–39</w:t>
-        </w:r>
-      </w:hyperlink>
+      <w:r>
+        <w:rPr>
+          <w:lang w:val="en_US" w:bidi="en_US"/>
+        </w:rPr>
+        <w:t>10:28–39</w:t>
+      </w:r>
       <w:r>
         <w:rPr>
           <w:lang w:val="en_US" w:bidi="en_US"/>
@@ -827,18 +701,12 @@
         </w:rPr>
         <w:t xml:space="preserve">The book’s final section describes Nehemiah’s efforts (chapters </w:t>
       </w:r>
-      <w:hyperlink r:id="rId34">
-        <w:r>
-          <w:rPr>
-            <w:lang w:val="en_US" w:bidi="en_US"/>
-          </w:rPr>
-          <w:rPr>
-            <w:color w:val="0000EE"/>
-            <w:u w:val="single"/>
-          </w:rPr>
-          <w:t>11–13</w:t>
-        </w:r>
-      </w:hyperlink>
+      <w:r>
+        <w:rPr>
+          <w:lang w:val="en_US" w:bidi="en_US"/>
+        </w:rPr>
+        <w:t>11–13</w:t>
+      </w:r>
       <w:r>
         <w:rPr>
           <w:lang w:val="en_US" w:bidi="en_US"/>
@@ -863,18 +731,12 @@
         </w:rPr>
         <w:t xml:space="preserve">to bring more people to live in Jerusalem (chapter </w:t>
       </w:r>
-      <w:hyperlink r:id="rId35">
-        <w:r>
-          <w:rPr>
-            <w:lang w:val="en_US" w:bidi="en_US"/>
-          </w:rPr>
-          <w:rPr>
-            <w:color w:val="0000EE"/>
-            <w:u w:val="single"/>
-          </w:rPr>
-          <w:t>11</w:t>
-        </w:r>
-      </w:hyperlink>
+      <w:r>
+        <w:rPr>
+          <w:lang w:val="en_US" w:bidi="en_US"/>
+        </w:rPr>
+        <w:t>11</w:t>
+      </w:r>
       <w:r>
         <w:rPr>
           <w:lang w:val="en_US" w:bidi="en_US"/>
@@ -899,18 +761,12 @@
         </w:rPr>
         <w:t>to dedicate the city's walls (</w:t>
       </w:r>
-      <w:hyperlink r:id="rId36">
-        <w:r>
-          <w:rPr>
-            <w:lang w:val="en_US" w:bidi="en_US"/>
-          </w:rPr>
-          <w:rPr>
-            <w:color w:val="0000EE"/>
-            <w:u w:val="single"/>
-          </w:rPr>
-          <w:t>12:27–43</w:t>
-        </w:r>
-      </w:hyperlink>
+      <w:r>
+        <w:rPr>
+          <w:lang w:val="en_US" w:bidi="en_US"/>
+        </w:rPr>
+        <w:t>12:27–43</w:t>
+      </w:r>
       <w:r>
         <w:rPr>
           <w:lang w:val="en_US" w:bidi="en_US"/>
@@ -935,18 +791,12 @@
         </w:rPr>
         <w:t>to organize the gatekeepers and temple storage workers (</w:t>
       </w:r>
-      <w:hyperlink r:id="rId37">
-        <w:r>
-          <w:rPr>
-            <w:lang w:val="en_US" w:bidi="en_US"/>
-          </w:rPr>
-          <w:rPr>
-            <w:color w:val="0000EE"/>
-            <w:u w:val="single"/>
-          </w:rPr>
-          <w:t>12:44–13:5</w:t>
-        </w:r>
-      </w:hyperlink>
+      <w:r>
+        <w:rPr>
+          <w:lang w:val="en_US" w:bidi="en_US"/>
+        </w:rPr>
+        <w:t>12:44–13:5</w:t>
+      </w:r>
       <w:r>
         <w:rPr>
           <w:lang w:val="en_US" w:bidi="en_US"/>
@@ -967,36 +817,24 @@
         </w:rPr>
         <w:t>After being away for a while, Nehemiah returned to Jerusalem (</w:t>
       </w:r>
-      <w:hyperlink r:id="rId21">
-        <w:r>
-          <w:rPr>
-            <w:lang w:val="en_US" w:bidi="en_US"/>
-          </w:rPr>
-          <w:rPr>
-            <w:color w:val="0000EE"/>
-            <w:u w:val="single"/>
-          </w:rPr>
-          <w:t>13:6–7</w:t>
-        </w:r>
-      </w:hyperlink>
+      <w:r>
+        <w:rPr>
+          <w:lang w:val="en_US" w:bidi="en_US"/>
+        </w:rPr>
+        <w:t>13:6–7</w:t>
+      </w:r>
       <w:r>
         <w:rPr>
           <w:lang w:val="en_US" w:bidi="en_US"/>
         </w:rPr>
         <w:t>). Upon his return, he acted to keep the temple pure. He also addressed issues about the Sabbath day and marrying people who worshiped other gods (</w:t>
       </w:r>
-      <w:hyperlink r:id="rId38">
-        <w:r>
-          <w:rPr>
-            <w:lang w:val="en_US" w:bidi="en_US"/>
-          </w:rPr>
-          <w:rPr>
-            <w:color w:val="0000EE"/>
-            <w:u w:val="single"/>
-          </w:rPr>
-          <w:t>13:10–28</w:t>
-        </w:r>
-      </w:hyperlink>
+      <w:r>
+        <w:rPr>
+          <w:lang w:val="en_US" w:bidi="en_US"/>
+        </w:rPr>
+        <w:t>13:10–28</w:t>
+      </w:r>
       <w:r>
         <w:rPr>
           <w:lang w:val="en_US" w:bidi="en_US"/>
@@ -1041,54 +879,36 @@
         </w:rPr>
         <w:t xml:space="preserve"> 15a) suggests that Ezra wrote both Ezra and Nehemiah, which is likely. </w:t>
       </w:r>
-      <w:hyperlink r:id="rId39">
-        <w:r>
-          <w:rPr>
-            <w:lang w:val="en_US" w:bidi="en_US"/>
-          </w:rPr>
-          <w:rPr>
-            <w:color w:val="0000EE"/>
-            <w:u w:val="single"/>
-          </w:rPr>
-          <w:t>Nehemiah 8–10</w:t>
-        </w:r>
-      </w:hyperlink>
+      <w:r>
+        <w:rPr>
+          <w:lang w:val="en_US" w:bidi="en_US"/>
+        </w:rPr>
+        <w:t>Nehemiah 8–10</w:t>
+      </w:r>
       <w:r>
         <w:rPr>
           <w:lang w:val="en_US" w:bidi="en_US"/>
         </w:rPr>
         <w:t xml:space="preserve"> probably came from Ezra’s own memoirs. Ezra also adapted and arranged various materials for his purposes. This possibly included Nehemiah’s memoirs and his reports to the Persian court about the reconstruction progress in Jerusalem (</w:t>
       </w:r>
-      <w:hyperlink r:id="rId40">
-        <w:r>
-          <w:rPr>
-            <w:lang w:val="en_US" w:bidi="en_US"/>
-          </w:rPr>
-          <w:rPr>
-            <w:color w:val="0000EE"/>
-            <w:u w:val="single"/>
-          </w:rPr>
-          <w:t>Nehemiah 1–7</w:t>
-        </w:r>
-      </w:hyperlink>
+      <w:r>
+        <w:rPr>
+          <w:lang w:val="en_US" w:bidi="en_US"/>
+        </w:rPr>
+        <w:t>Nehemiah 1–7</w:t>
+      </w:r>
       <w:r>
         <w:rPr>
           <w:lang w:val="en_US" w:bidi="en_US"/>
         </w:rPr>
         <w:t xml:space="preserve"> and </w:t>
       </w:r>
-      <w:hyperlink r:id="rId34">
-        <w:r>
-          <w:rPr>
-            <w:lang w:val="en_US" w:bidi="en_US"/>
-          </w:rPr>
-          <w:rPr>
-            <w:color w:val="0000EE"/>
-            <w:u w:val="single"/>
-          </w:rPr>
-          <w:t>11–13</w:t>
-        </w:r>
-      </w:hyperlink>
+      <w:r>
+        <w:rPr>
+          <w:lang w:val="en_US" w:bidi="en_US"/>
+        </w:rPr>
+        <w:t>11–13</w:t>
+      </w:r>
       <w:r>
         <w:rPr>
           <w:lang w:val="en_US" w:bidi="en_US"/>
@@ -1109,36 +929,24 @@
         </w:rPr>
         <w:t>Nehemiah shares several traits with the book of Ezra. Both Ezra and Nehemiah describe exiles returning to Jerusalem to build again (</w:t>
       </w:r>
-      <w:hyperlink r:id="rId41">
-        <w:r>
-          <w:rPr>
-            <w:lang w:val="en_US" w:bidi="en_US"/>
-          </w:rPr>
-          <w:rPr>
-            <w:color w:val="0000EE"/>
-            <w:u w:val="single"/>
-          </w:rPr>
-          <w:t>Ezra 1–6</w:t>
-        </w:r>
-      </w:hyperlink>
+      <w:r>
+        <w:rPr>
+          <w:lang w:val="en_US" w:bidi="en_US"/>
+        </w:rPr>
+        <w:t>Ezra 1–6</w:t>
+      </w:r>
       <w:r>
         <w:rPr>
           <w:lang w:val="en_US" w:bidi="en_US"/>
         </w:rPr>
         <w:t xml:space="preserve">; </w:t>
       </w:r>
-      <w:hyperlink r:id="rId40">
-        <w:r>
-          <w:rPr>
-            <w:lang w:val="en_US" w:bidi="en_US"/>
-          </w:rPr>
-          <w:rPr>
-            <w:color w:val="0000EE"/>
-            <w:u w:val="single"/>
-          </w:rPr>
-          <w:t>Nehemiah 1–7</w:t>
-        </w:r>
-      </w:hyperlink>
+      <w:r>
+        <w:rPr>
+          <w:lang w:val="en_US" w:bidi="en_US"/>
+        </w:rPr>
+        <w:t>Nehemiah 1–7</w:t>
+      </w:r>
       <w:r>
         <w:rPr>
           <w:lang w:val="en_US" w:bidi="en_US"/>
@@ -1159,36 +967,24 @@
         </w:rPr>
         <w:t>Most importantly, Nehemiah and Ezra show that hard work and God's help allowed the people to finish building important structures in Jerusalem. Both books also describe spiritual reforms. The community listened to God's word, asked God to forgive past sins, and made religious and social changes (</w:t>
       </w:r>
-      <w:hyperlink r:id="rId42">
-        <w:r>
-          <w:rPr>
-            <w:lang w:val="en_US" w:bidi="en_US"/>
-          </w:rPr>
-          <w:rPr>
-            <w:color w:val="0000EE"/>
-            <w:u w:val="single"/>
-          </w:rPr>
-          <w:t>Ezra 9–10</w:t>
-        </w:r>
-      </w:hyperlink>
+      <w:r>
+        <w:rPr>
+          <w:lang w:val="en_US" w:bidi="en_US"/>
+        </w:rPr>
+        <w:t>Ezra 9–10</w:t>
+      </w:r>
       <w:r>
         <w:rPr>
           <w:lang w:val="en_US" w:bidi="en_US"/>
         </w:rPr>
         <w:t xml:space="preserve">; </w:t>
       </w:r>
-      <w:hyperlink r:id="rId39">
-        <w:r>
-          <w:rPr>
-            <w:lang w:val="en_US" w:bidi="en_US"/>
-          </w:rPr>
-          <w:rPr>
-            <w:color w:val="0000EE"/>
-            <w:u w:val="single"/>
-          </w:rPr>
-          <w:t>Nehemiah 8–10</w:t>
-        </w:r>
-      </w:hyperlink>
+      <w:r>
+        <w:rPr>
+          <w:lang w:val="en_US" w:bidi="en_US"/>
+        </w:rPr>
+        <w:t>Nehemiah 8–10</w:t>
+      </w:r>
       <w:r>
         <w:rPr>
           <w:lang w:val="en_US" w:bidi="en_US"/>
@@ -1227,36 +1023,24 @@
         </w:rPr>
         <w:t>reconstruction (</w:t>
       </w:r>
-      <w:hyperlink r:id="rId26">
-        <w:r>
-          <w:rPr>
-            <w:lang w:val="en_US" w:bidi="en_US"/>
-          </w:rPr>
-          <w:rPr>
-            <w:color w:val="0000EE"/>
-            <w:u w:val="single"/>
-          </w:rPr>
-          <w:t>Nehemiah 6:1–14</w:t>
-        </w:r>
-      </w:hyperlink>
+      <w:r>
+        <w:rPr>
+          <w:lang w:val="en_US" w:bidi="en_US"/>
+        </w:rPr>
+        <w:t>Nehemiah 6:1–14</w:t>
+      </w:r>
       <w:r>
         <w:rPr>
           <w:lang w:val="en_US" w:bidi="en_US"/>
         </w:rPr>
         <w:t xml:space="preserve">; </w:t>
       </w:r>
-      <w:hyperlink r:id="rId43">
-        <w:r>
-          <w:rPr>
-            <w:lang w:val="en_US" w:bidi="en_US"/>
-          </w:rPr>
-          <w:rPr>
-            <w:color w:val="0000EE"/>
-            <w:u w:val="single"/>
-          </w:rPr>
-          <w:t>Ezra 4:1–23</w:t>
-        </w:r>
-      </w:hyperlink>
+      <w:r>
+        <w:rPr>
+          <w:lang w:val="en_US" w:bidi="en_US"/>
+        </w:rPr>
+        <w:t>Ezra 4:1–23</w:t>
+      </w:r>
       <w:r>
         <w:rPr>
           <w:lang w:val="en_US" w:bidi="en_US"/>
@@ -1281,36 +1065,24 @@
         </w:rPr>
         <w:t>parades for dedications (</w:t>
       </w:r>
-      <w:hyperlink r:id="rId44">
-        <w:r>
-          <w:rPr>
-            <w:lang w:val="en_US" w:bidi="en_US"/>
-          </w:rPr>
-          <w:rPr>
-            <w:color w:val="0000EE"/>
-            <w:u w:val="single"/>
-          </w:rPr>
-          <w:t>Nehemiah 12:31–43</w:t>
-        </w:r>
-      </w:hyperlink>
+      <w:r>
+        <w:rPr>
+          <w:lang w:val="en_US" w:bidi="en_US"/>
+        </w:rPr>
+        <w:t>Nehemiah 12:31–43</w:t>
+      </w:r>
       <w:r>
         <w:rPr>
           <w:lang w:val="en_US" w:bidi="en_US"/>
         </w:rPr>
         <w:t xml:space="preserve">; </w:t>
       </w:r>
-      <w:hyperlink r:id="rId45">
-        <w:r>
-          <w:rPr>
-            <w:lang w:val="en_US" w:bidi="en_US"/>
-          </w:rPr>
-          <w:rPr>
-            <w:color w:val="0000EE"/>
-            <w:u w:val="single"/>
-          </w:rPr>
-          <w:t>Ezra 6:16–18</w:t>
-        </w:r>
-      </w:hyperlink>
+      <w:r>
+        <w:rPr>
+          <w:lang w:val="en_US" w:bidi="en_US"/>
+        </w:rPr>
+        <w:t>Ezra 6:16–18</w:t>
+      </w:r>
       <w:r>
         <w:rPr>
           <w:lang w:val="en_US" w:bidi="en_US"/>
@@ -1335,36 +1107,24 @@
         </w:rPr>
         <w:t>similar reforms (</w:t>
       </w:r>
-      <w:hyperlink r:id="rId46">
-        <w:r>
-          <w:rPr>
-            <w:lang w:val="en_US" w:bidi="en_US"/>
-          </w:rPr>
-          <w:rPr>
-            <w:color w:val="0000EE"/>
-            <w:u w:val="single"/>
-          </w:rPr>
-          <w:t>13:15–29</w:t>
-        </w:r>
-      </w:hyperlink>
+      <w:r>
+        <w:rPr>
+          <w:lang w:val="en_US" w:bidi="en_US"/>
+        </w:rPr>
+        <w:t>13:15–29</w:t>
+      </w:r>
       <w:r>
         <w:rPr>
           <w:lang w:val="en_US" w:bidi="en_US"/>
         </w:rPr>
         <w:t xml:space="preserve">; </w:t>
       </w:r>
-      <w:hyperlink r:id="rId42">
-        <w:r>
-          <w:rPr>
-            <w:lang w:val="en_US" w:bidi="en_US"/>
-          </w:rPr>
-          <w:rPr>
-            <w:color w:val="0000EE"/>
-            <w:u w:val="single"/>
-          </w:rPr>
-          <w:t>Ezra 9:1–10:44</w:t>
-        </w:r>
-      </w:hyperlink>
+      <w:r>
+        <w:rPr>
+          <w:lang w:val="en_US" w:bidi="en_US"/>
+        </w:rPr>
+        <w:t>Ezra 9:1–10:44</w:t>
+      </w:r>
       <w:r>
         <w:rPr>
           <w:lang w:val="en_US" w:bidi="en_US"/>
@@ -1385,108 +1145,72 @@
         </w:rPr>
         <w:t>Like Ezra, Nehemiah includes lists of names (</w:t>
       </w:r>
-      <w:hyperlink r:id="rId24">
-        <w:r>
-          <w:rPr>
-            <w:lang w:val="en_US" w:bidi="en_US"/>
-          </w:rPr>
-          <w:rPr>
-            <w:color w:val="0000EE"/>
-            <w:u w:val="single"/>
-          </w:rPr>
-          <w:t>3</w:t>
-        </w:r>
-      </w:hyperlink>
+      <w:r>
+        <w:rPr>
+          <w:lang w:val="en_US" w:bidi="en_US"/>
+        </w:rPr>
+        <w:t>3</w:t>
+      </w:r>
       <w:r>
         <w:rPr>
           <w:lang w:val="en_US" w:bidi="en_US"/>
         </w:rPr>
         <w:t xml:space="preserve">; </w:t>
       </w:r>
-      <w:hyperlink r:id="rId47">
-        <w:r>
-          <w:rPr>
-            <w:lang w:val="en_US" w:bidi="en_US"/>
-          </w:rPr>
-          <w:rPr>
-            <w:color w:val="0000EE"/>
-            <w:u w:val="single"/>
-          </w:rPr>
-          <w:t>7:6–73</w:t>
-        </w:r>
-      </w:hyperlink>
+      <w:r>
+        <w:rPr>
+          <w:lang w:val="en_US" w:bidi="en_US"/>
+        </w:rPr>
+        <w:t>7:6–73</w:t>
+      </w:r>
       <w:r>
         <w:rPr>
           <w:lang w:val="en_US" w:bidi="en_US"/>
         </w:rPr>
         <w:t xml:space="preserve">; </w:t>
       </w:r>
-      <w:hyperlink r:id="rId48">
-        <w:r>
-          <w:rPr>
-            <w:lang w:val="en_US" w:bidi="en_US"/>
-          </w:rPr>
-          <w:rPr>
-            <w:color w:val="0000EE"/>
-            <w:u w:val="single"/>
-          </w:rPr>
-          <w:t>10:1–27</w:t>
-        </w:r>
-      </w:hyperlink>
+      <w:r>
+        <w:rPr>
+          <w:lang w:val="en_US" w:bidi="en_US"/>
+        </w:rPr>
+        <w:t>10:1–27</w:t>
+      </w:r>
       <w:r>
         <w:rPr>
           <w:lang w:val="en_US" w:bidi="en_US"/>
         </w:rPr>
         <w:t xml:space="preserve">; </w:t>
       </w:r>
-      <w:hyperlink r:id="rId49">
-        <w:r>
-          <w:rPr>
-            <w:lang w:val="en_US" w:bidi="en_US"/>
-          </w:rPr>
-          <w:rPr>
-            <w:color w:val="0000EE"/>
-            <w:u w:val="single"/>
-          </w:rPr>
-          <w:t>11:1–12:26</w:t>
-        </w:r>
-      </w:hyperlink>
+      <w:r>
+        <w:rPr>
+          <w:lang w:val="en_US" w:bidi="en_US"/>
+        </w:rPr>
+        <w:t>11:1–12:26</w:t>
+      </w:r>
       <w:r>
         <w:rPr>
           <w:lang w:val="en_US" w:bidi="en_US"/>
         </w:rPr>
         <w:t>). It has at least one section that acts as background information before continuing a previous story (</w:t>
       </w:r>
-      <w:hyperlink r:id="rId50">
-        <w:r>
-          <w:rPr>
-            <w:lang w:val="en_US" w:bidi="en_US"/>
-          </w:rPr>
-          <w:rPr>
-            <w:color w:val="0000EE"/>
-            <w:u w:val="single"/>
-          </w:rPr>
-          <w:t>7:6–10:39</w:t>
-        </w:r>
-      </w:hyperlink>
+      <w:r>
+        <w:rPr>
+          <w:lang w:val="en_US" w:bidi="en_US"/>
+        </w:rPr>
+        <w:t>7:6–10:39</w:t>
+      </w:r>
       <w:r>
         <w:rPr>
           <w:lang w:val="en_US" w:bidi="en_US"/>
         </w:rPr>
         <w:t xml:space="preserve">; </w:t>
       </w:r>
-      <w:hyperlink r:id="rId51">
-        <w:r>
-          <w:rPr>
-            <w:lang w:val="en_US" w:bidi="en_US"/>
-          </w:rPr>
-          <w:rPr>
-            <w:color w:val="0000EE"/>
-            <w:u w:val="single"/>
-          </w:rPr>
-          <w:t>11:1–4</w:t>
-        </w:r>
-      </w:hyperlink>
+      <w:r>
+        <w:rPr>
+          <w:lang w:val="en_US" w:bidi="en_US"/>
+        </w:rPr>
+        <w:t>11:1–4</w:t>
+      </w:r>
       <w:r>
         <w:rPr>
           <w:lang w:val="en_US" w:bidi="en_US"/>
@@ -1529,54 +1253,36 @@
         </w:rPr>
         <w:t>Nehemiah based his service on prayer. He sincerely prayed for God to save the people from their difficult situation. God responded by sending Nehemiah (</w:t>
       </w:r>
-      <w:hyperlink r:id="rId52">
-        <w:r>
-          <w:rPr>
-            <w:lang w:val="en_US" w:bidi="en_US"/>
-          </w:rPr>
-          <w:rPr>
-            <w:color w:val="0000EE"/>
-            <w:u w:val="single"/>
-          </w:rPr>
-          <w:t>1:1–2:8</w:t>
-        </w:r>
-      </w:hyperlink>
+      <w:r>
+        <w:rPr>
+          <w:lang w:val="en_US" w:bidi="en_US"/>
+        </w:rPr>
+        <w:t>1:1–2:8</w:t>
+      </w:r>
       <w:r>
         <w:rPr>
           <w:lang w:val="en_US" w:bidi="en_US"/>
         </w:rPr>
         <w:t>). When foreigners opposed the reconstruction of Jerusalem's walls, Nehemiah asked God to judge them (</w:t>
       </w:r>
-      <w:hyperlink r:id="rId53">
-        <w:r>
-          <w:rPr>
-            <w:lang w:val="en_US" w:bidi="en_US"/>
-          </w:rPr>
-          <w:rPr>
-            <w:color w:val="0000EE"/>
-            <w:u w:val="single"/>
-          </w:rPr>
-          <w:t>4:4–5</w:t>
-        </w:r>
-      </w:hyperlink>
+      <w:r>
+        <w:rPr>
+          <w:lang w:val="en_US" w:bidi="en_US"/>
+        </w:rPr>
+        <w:t>4:4–5</w:t>
+      </w:r>
       <w:r>
         <w:rPr>
           <w:lang w:val="en_US" w:bidi="en_US"/>
         </w:rPr>
         <w:t xml:space="preserve">; </w:t>
       </w:r>
-      <w:hyperlink r:id="rId54">
-        <w:r>
-          <w:rPr>
-            <w:lang w:val="en_US" w:bidi="en_US"/>
-          </w:rPr>
-          <w:rPr>
-            <w:color w:val="0000EE"/>
-            <w:u w:val="single"/>
-          </w:rPr>
-          <w:t>6:14</w:t>
-        </w:r>
-      </w:hyperlink>
+      <w:r>
+        <w:rPr>
+          <w:lang w:val="en_US" w:bidi="en_US"/>
+        </w:rPr>
+        <w:t>6:14</w:t>
+      </w:r>
       <w:r>
         <w:rPr>
           <w:lang w:val="en_US" w:bidi="en_US"/>
@@ -1615,18 +1321,12 @@
         </w:rPr>
         <w:t>those forcing fellow Jews into slavery (</w:t>
       </w:r>
-      <w:hyperlink r:id="rId55">
-        <w:r>
-          <w:rPr>
-            <w:lang w:val="en_US" w:bidi="en_US"/>
-          </w:rPr>
-          <w:rPr>
-            <w:color w:val="0000EE"/>
-            <w:u w:val="single"/>
-          </w:rPr>
-          <w:t>5:19</w:t>
-        </w:r>
-      </w:hyperlink>
+      <w:r>
+        <w:rPr>
+          <w:lang w:val="en_US" w:bidi="en_US"/>
+        </w:rPr>
+        <w:t>5:19</w:t>
+      </w:r>
       <w:r>
         <w:rPr>
           <w:lang w:val="en_US" w:bidi="en_US"/>
@@ -1651,18 +1351,12 @@
         </w:rPr>
         <w:t>those not tithing (</w:t>
       </w:r>
-      <w:hyperlink r:id="rId56">
-        <w:r>
-          <w:rPr>
-            <w:lang w:val="en_US" w:bidi="en_US"/>
-          </w:rPr>
-          <w:rPr>
-            <w:color w:val="0000EE"/>
-            <w:u w:val="single"/>
-          </w:rPr>
-          <w:t>13:14</w:t>
-        </w:r>
-      </w:hyperlink>
+      <w:r>
+        <w:rPr>
+          <w:lang w:val="en_US" w:bidi="en_US"/>
+        </w:rPr>
+        <w:t>13:14</w:t>
+      </w:r>
       <w:r>
         <w:rPr>
           <w:lang w:val="en_US" w:bidi="en_US"/>
@@ -1687,18 +1381,12 @@
         </w:rPr>
         <w:t>those not observing the Sabbath day (</w:t>
       </w:r>
-      <w:hyperlink r:id="rId57">
-        <w:r>
-          <w:rPr>
-            <w:lang w:val="en_US" w:bidi="en_US"/>
-          </w:rPr>
-          <w:rPr>
-            <w:color w:val="0000EE"/>
-            <w:u w:val="single"/>
-          </w:rPr>
-          <w:t>13:22</w:t>
-        </w:r>
-      </w:hyperlink>
+      <w:r>
+        <w:rPr>
+          <w:lang w:val="en_US" w:bidi="en_US"/>
+        </w:rPr>
+        <w:t>13:22</w:t>
+      </w:r>
       <w:r>
         <w:rPr>
           <w:lang w:val="en_US" w:bidi="en_US"/>
@@ -1719,108 +1407,72 @@
         </w:rPr>
         <w:t>Prayer gave Nehemiah the strength to fulfill God’s will. Nehemiah asked the Lord six times to "remember" either him or his opponents (</w:t>
       </w:r>
-      <w:hyperlink r:id="rId55">
-        <w:r>
-          <w:rPr>
-            <w:lang w:val="en_US" w:bidi="en_US"/>
-          </w:rPr>
-          <w:rPr>
-            <w:color w:val="0000EE"/>
-            <w:u w:val="single"/>
-          </w:rPr>
-          <w:t>5:19</w:t>
-        </w:r>
-      </w:hyperlink>
+      <w:r>
+        <w:rPr>
+          <w:lang w:val="en_US" w:bidi="en_US"/>
+        </w:rPr>
+        <w:t>5:19</w:t>
+      </w:r>
       <w:r>
         <w:rPr>
           <w:lang w:val="en_US" w:bidi="en_US"/>
         </w:rPr>
         <w:t xml:space="preserve">; </w:t>
       </w:r>
-      <w:hyperlink r:id="rId54">
-        <w:r>
-          <w:rPr>
-            <w:lang w:val="en_US" w:bidi="en_US"/>
-          </w:rPr>
-          <w:rPr>
-            <w:color w:val="0000EE"/>
-            <w:u w:val="single"/>
-          </w:rPr>
-          <w:t>6:14</w:t>
-        </w:r>
-      </w:hyperlink>
+      <w:r>
+        <w:rPr>
+          <w:lang w:val="en_US" w:bidi="en_US"/>
+        </w:rPr>
+        <w:t>6:14</w:t>
+      </w:r>
       <w:r>
         <w:rPr>
           <w:lang w:val="en_US" w:bidi="en_US"/>
         </w:rPr>
         <w:t xml:space="preserve">; </w:t>
       </w:r>
-      <w:hyperlink r:id="rId56">
-        <w:r>
-          <w:rPr>
-            <w:lang w:val="en_US" w:bidi="en_US"/>
-          </w:rPr>
-          <w:rPr>
-            <w:color w:val="0000EE"/>
-            <w:u w:val="single"/>
-          </w:rPr>
-          <w:t>13:14</w:t>
-        </w:r>
-      </w:hyperlink>
+      <w:r>
+        <w:rPr>
+          <w:lang w:val="en_US" w:bidi="en_US"/>
+        </w:rPr>
+        <w:t>13:14</w:t>
+      </w:r>
       <w:r>
         <w:rPr>
           <w:lang w:val="en_US" w:bidi="en_US"/>
         </w:rPr>
         <w:t xml:space="preserve">, </w:t>
       </w:r>
-      <w:hyperlink r:id="rId57">
-        <w:r>
-          <w:rPr>
-            <w:lang w:val="en_US" w:bidi="en_US"/>
-          </w:rPr>
-          <w:rPr>
-            <w:color w:val="0000EE"/>
-            <w:u w:val="single"/>
-          </w:rPr>
-          <w:t>22</w:t>
-        </w:r>
-      </w:hyperlink>
+      <w:r>
+        <w:rPr>
+          <w:lang w:val="en_US" w:bidi="en_US"/>
+        </w:rPr>
+        <w:t>22</w:t>
+      </w:r>
       <w:r>
         <w:rPr>
           <w:lang w:val="en_US" w:bidi="en_US"/>
         </w:rPr>
         <w:t xml:space="preserve">, </w:t>
       </w:r>
-      <w:hyperlink r:id="rId58">
-        <w:r>
-          <w:rPr>
-            <w:lang w:val="en_US" w:bidi="en_US"/>
-          </w:rPr>
-          <w:rPr>
-            <w:color w:val="0000EE"/>
-            <w:u w:val="single"/>
-          </w:rPr>
-          <w:t>29</w:t>
-        </w:r>
-      </w:hyperlink>
+      <w:r>
+        <w:rPr>
+          <w:lang w:val="en_US" w:bidi="en_US"/>
+        </w:rPr>
+        <w:t>29</w:t>
+      </w:r>
       <w:r>
         <w:rPr>
           <w:lang w:val="en_US" w:bidi="en_US"/>
         </w:rPr>
         <w:t xml:space="preserve">, </w:t>
       </w:r>
-      <w:hyperlink r:id="rId59">
-        <w:r>
-          <w:rPr>
-            <w:lang w:val="en_US" w:bidi="en_US"/>
-          </w:rPr>
-          <w:rPr>
-            <w:color w:val="0000EE"/>
-            <w:u w:val="single"/>
-          </w:rPr>
-          <w:t>31</w:t>
-        </w:r>
-      </w:hyperlink>
+      <w:r>
+        <w:rPr>
+          <w:lang w:val="en_US" w:bidi="en_US"/>
+        </w:rPr>
+        <w:t>31</w:t>
+      </w:r>
       <w:r>
         <w:rPr>
           <w:lang w:val="en_US" w:bidi="en_US"/>
@@ -1870,18 +1522,12 @@
         </w:rPr>
         <w:t>bring people back from exile (</w:t>
       </w:r>
-      <w:hyperlink r:id="rId60">
-        <w:r>
-          <w:rPr>
-            <w:lang w:val="en_US" w:bidi="en_US"/>
-          </w:rPr>
-          <w:rPr>
-            <w:color w:val="0000EE"/>
-            <w:u w:val="single"/>
-          </w:rPr>
-          <w:t>1:8–9</w:t>
-        </w:r>
-      </w:hyperlink>
+      <w:r>
+        <w:rPr>
+          <w:lang w:val="en_US" w:bidi="en_US"/>
+        </w:rPr>
+        <w:t>1:8–9</w:t>
+      </w:r>
       <w:r>
         <w:rPr>
           <w:lang w:val="en_US" w:bidi="en_US"/>
@@ -1906,54 +1552,36 @@
         </w:rPr>
         <w:t>promote a servant to be the king’s cupbearer and later a governor (</w:t>
       </w:r>
-      <w:hyperlink r:id="rId22">
-        <w:r>
-          <w:rPr>
-            <w:lang w:val="en_US" w:bidi="en_US"/>
-          </w:rPr>
-          <w:rPr>
-            <w:color w:val="0000EE"/>
-            <w:u w:val="single"/>
-          </w:rPr>
-          <w:t>1:11</w:t>
-        </w:r>
-      </w:hyperlink>
+      <w:r>
+        <w:rPr>
+          <w:lang w:val="en_US" w:bidi="en_US"/>
+        </w:rPr>
+        <w:t>1:11</w:t>
+      </w:r>
       <w:r>
         <w:rPr>
           <w:lang w:val="en_US" w:bidi="en_US"/>
         </w:rPr>
         <w:t xml:space="preserve">; </w:t>
       </w:r>
-      <w:hyperlink r:id="rId61">
-        <w:r>
-          <w:rPr>
-            <w:lang w:val="en_US" w:bidi="en_US"/>
-          </w:rPr>
-          <w:rPr>
-            <w:color w:val="0000EE"/>
-            <w:u w:val="single"/>
-          </w:rPr>
-          <w:t>2:8</w:t>
-        </w:r>
-      </w:hyperlink>
+      <w:r>
+        <w:rPr>
+          <w:lang w:val="en_US" w:bidi="en_US"/>
+        </w:rPr>
+        <w:t>2:8</w:t>
+      </w:r>
       <w:r>
         <w:rPr>
           <w:lang w:val="en_US" w:bidi="en_US"/>
         </w:rPr>
         <w:t xml:space="preserve">, </w:t>
       </w:r>
-      <w:hyperlink r:id="rId62">
-        <w:r>
-          <w:rPr>
-            <w:lang w:val="en_US" w:bidi="en_US"/>
-          </w:rPr>
-          <w:rPr>
-            <w:color w:val="0000EE"/>
-            <w:u w:val="single"/>
-          </w:rPr>
-          <w:t>18</w:t>
-        </w:r>
-      </w:hyperlink>
+      <w:r>
+        <w:rPr>
+          <w:lang w:val="en_US" w:bidi="en_US"/>
+        </w:rPr>
+        <w:t>18</w:t>
+      </w:r>
       <w:r>
         <w:rPr>
           <w:lang w:val="en_US" w:bidi="en_US"/>
@@ -1978,36 +1606,24 @@
         </w:rPr>
         <w:t>help in the reconstruction of the walls (</w:t>
       </w:r>
-      <w:hyperlink r:id="rId63">
-        <w:r>
-          <w:rPr>
-            <w:lang w:val="en_US" w:bidi="en_US"/>
-          </w:rPr>
-          <w:rPr>
-            <w:color w:val="0000EE"/>
-            <w:u w:val="single"/>
-          </w:rPr>
-          <w:t>2:20</w:t>
-        </w:r>
-      </w:hyperlink>
+      <w:r>
+        <w:rPr>
+          <w:lang w:val="en_US" w:bidi="en_US"/>
+        </w:rPr>
+        <w:t>2:20</w:t>
+      </w:r>
       <w:r>
         <w:rPr>
           <w:lang w:val="en_US" w:bidi="en_US"/>
         </w:rPr>
         <w:t xml:space="preserve">; </w:t>
       </w:r>
-      <w:hyperlink r:id="rId64">
-        <w:r>
-          <w:rPr>
-            <w:lang w:val="en_US" w:bidi="en_US"/>
-          </w:rPr>
-          <w:rPr>
-            <w:color w:val="0000EE"/>
-            <w:u w:val="single"/>
-          </w:rPr>
-          <w:t>6:16</w:t>
-        </w:r>
-      </w:hyperlink>
+      <w:r>
+        <w:rPr>
+          <w:lang w:val="en_US" w:bidi="en_US"/>
+        </w:rPr>
+        <w:t>6:16</w:t>
+      </w:r>
       <w:r>
         <w:rPr>
           <w:lang w:val="en_US" w:bidi="en_US"/>
@@ -2032,54 +1648,36 @@
         </w:rPr>
         <w:t>protect his people (</w:t>
       </w:r>
-      <w:hyperlink r:id="rId53">
-        <w:r>
-          <w:rPr>
-            <w:lang w:val="en_US" w:bidi="en_US"/>
-          </w:rPr>
-          <w:rPr>
-            <w:color w:val="0000EE"/>
-            <w:u w:val="single"/>
-          </w:rPr>
-          <w:t>4:4–5</w:t>
-        </w:r>
-      </w:hyperlink>
+      <w:r>
+        <w:rPr>
+          <w:lang w:val="en_US" w:bidi="en_US"/>
+        </w:rPr>
+        <w:t>4:4–5</w:t>
+      </w:r>
       <w:r>
         <w:rPr>
           <w:lang w:val="en_US" w:bidi="en_US"/>
         </w:rPr>
         <w:t xml:space="preserve">, </w:t>
       </w:r>
-      <w:hyperlink r:id="rId65">
-        <w:r>
-          <w:rPr>
-            <w:lang w:val="en_US" w:bidi="en_US"/>
-          </w:rPr>
-          <w:rPr>
-            <w:color w:val="0000EE"/>
-            <w:u w:val="single"/>
-          </w:rPr>
-          <w:t>9</w:t>
-        </w:r>
-      </w:hyperlink>
+      <w:r>
+        <w:rPr>
+          <w:lang w:val="en_US" w:bidi="en_US"/>
+        </w:rPr>
+        <w:t>9</w:t>
+      </w:r>
       <w:r>
         <w:rPr>
           <w:lang w:val="en_US" w:bidi="en_US"/>
         </w:rPr>
         <w:t xml:space="preserve">, </w:t>
       </w:r>
-      <w:hyperlink r:id="rId66">
-        <w:r>
-          <w:rPr>
-            <w:lang w:val="en_US" w:bidi="en_US"/>
-          </w:rPr>
-          <w:rPr>
-            <w:color w:val="0000EE"/>
-            <w:u w:val="single"/>
-          </w:rPr>
-          <w:t>20</w:t>
-        </w:r>
-      </w:hyperlink>
+      <w:r>
+        <w:rPr>
+          <w:lang w:val="en_US" w:bidi="en_US"/>
+        </w:rPr>
+        <w:t>20</w:t>
+      </w:r>
       <w:r>
         <w:rPr>
           <w:lang w:val="en_US" w:bidi="en_US"/>
@@ -2104,18 +1702,12 @@
         </w:rPr>
         <w:t>stops the plans of evil people from succeeding (</w:t>
       </w:r>
-      <w:hyperlink r:id="rId67">
-        <w:r>
-          <w:rPr>
-            <w:lang w:val="en_US" w:bidi="en_US"/>
-          </w:rPr>
-          <w:rPr>
-            <w:color w:val="0000EE"/>
-            <w:u w:val="single"/>
-          </w:rPr>
-          <w:t>4:14–15</w:t>
-        </w:r>
-      </w:hyperlink>
+      <w:r>
+        <w:rPr>
+          <w:lang w:val="en_US" w:bidi="en_US"/>
+        </w:rPr>
+        <w:t>4:14–15</w:t>
+      </w:r>
       <w:r>
         <w:rPr>
           <w:lang w:val="en_US" w:bidi="en_US"/>
@@ -2136,36 +1728,24 @@
         </w:rPr>
         <w:t>The same God who created heaven and earth (</w:t>
       </w:r>
-      <w:hyperlink r:id="rId68">
-        <w:r>
-          <w:rPr>
-            <w:lang w:val="en_US" w:bidi="en_US"/>
-          </w:rPr>
-          <w:rPr>
-            <w:color w:val="0000EE"/>
-            <w:u w:val="single"/>
-          </w:rPr>
-          <w:t>9:6</w:t>
-        </w:r>
-      </w:hyperlink>
+      <w:r>
+        <w:rPr>
+          <w:lang w:val="en_US" w:bidi="en_US"/>
+        </w:rPr>
+        <w:t>9:6</w:t>
+      </w:r>
       <w:r>
         <w:rPr>
           <w:lang w:val="en_US" w:bidi="en_US"/>
         </w:rPr>
         <w:t>), called Abram out of Ur, and gave the land to Israel (</w:t>
       </w:r>
-      <w:hyperlink r:id="rId69">
-        <w:r>
-          <w:rPr>
-            <w:lang w:val="en_US" w:bidi="en_US"/>
-          </w:rPr>
-          <w:rPr>
-            <w:color w:val="0000EE"/>
-            <w:u w:val="single"/>
-          </w:rPr>
-          <w:t>9:7, 8</w:t>
-        </w:r>
-      </w:hyperlink>
+      <w:r>
+        <w:rPr>
+          <w:lang w:val="en_US" w:bidi="en_US"/>
+        </w:rPr>
+        <w:t>9:7, 8</w:t>
+      </w:r>
       <w:r>
         <w:rPr>
           <w:lang w:val="en_US" w:bidi="en_US"/>
@@ -2197,108 +1777,72 @@
         </w:rPr>
         <w:t>The law of Moses contained God's instructions on how his people should live. God made a covenant (special agreement) of endless love with those who love him and obey his commands (</w:t>
       </w:r>
-      <w:hyperlink r:id="rId70">
-        <w:r>
-          <w:rPr>
-            <w:lang w:val="en_US" w:bidi="en_US"/>
-          </w:rPr>
-          <w:rPr>
-            <w:color w:val="0000EE"/>
-            <w:u w:val="single"/>
-          </w:rPr>
-          <w:t>Nehemiah 1:5</w:t>
-        </w:r>
-      </w:hyperlink>
+      <w:r>
+        <w:rPr>
+          <w:lang w:val="en_US" w:bidi="en_US"/>
+        </w:rPr>
+        <w:t>Nehemiah 1:5</w:t>
+      </w:r>
       <w:r>
         <w:rPr>
           <w:lang w:val="en_US" w:bidi="en_US"/>
         </w:rPr>
         <w:t>). However, his people did not obey the instructions given to Moses, so they risked God's punishment (</w:t>
       </w:r>
-      <w:hyperlink r:id="rId71">
-        <w:r>
-          <w:rPr>
-            <w:lang w:val="en_US" w:bidi="en_US"/>
-          </w:rPr>
-          <w:rPr>
-            <w:color w:val="0000EE"/>
-            <w:u w:val="single"/>
-          </w:rPr>
-          <w:t>1:7–9</w:t>
-        </w:r>
-      </w:hyperlink>
+      <w:r>
+        <w:rPr>
+          <w:lang w:val="en_US" w:bidi="en_US"/>
+        </w:rPr>
+        <w:t>1:7–9</w:t>
+      </w:r>
       <w:r>
         <w:rPr>
           <w:lang w:val="en_US" w:bidi="en_US"/>
         </w:rPr>
         <w:t>). Ezra read from the law of Moses in public to restore the nation (</w:t>
       </w:r>
-      <w:hyperlink r:id="rId72">
-        <w:r>
-          <w:rPr>
-            <w:lang w:val="en_US" w:bidi="en_US"/>
-          </w:rPr>
-          <w:rPr>
-            <w:color w:val="0000EE"/>
-            <w:u w:val="single"/>
-          </w:rPr>
-          <w:t>8:1–3</w:t>
-        </w:r>
-      </w:hyperlink>
+      <w:r>
+        <w:rPr>
+          <w:lang w:val="en_US" w:bidi="en_US"/>
+        </w:rPr>
+        <w:t>8:1–3</w:t>
+      </w:r>
       <w:r>
         <w:rPr>
           <w:lang w:val="en_US" w:bidi="en_US"/>
         </w:rPr>
         <w:t>). In response, many people dedicated themselves to following the law: by separating from non-Jews, observing the Sabbath day, and giving their tithe for the Levites (</w:t>
       </w:r>
-      <w:hyperlink r:id="rId73">
-        <w:r>
-          <w:rPr>
-            <w:lang w:val="en_US" w:bidi="en_US"/>
-          </w:rPr>
-          <w:rPr>
-            <w:color w:val="0000EE"/>
-            <w:u w:val="single"/>
-          </w:rPr>
-          <w:t>10:28</w:t>
-        </w:r>
-      </w:hyperlink>
+      <w:r>
+        <w:rPr>
+          <w:lang w:val="en_US" w:bidi="en_US"/>
+        </w:rPr>
+        <w:t>10:28</w:t>
+      </w:r>
       <w:r>
         <w:rPr>
           <w:lang w:val="en_US" w:bidi="en_US"/>
         </w:rPr>
         <w:t xml:space="preserve">; </w:t>
       </w:r>
-      <w:hyperlink r:id="rId74">
-        <w:r>
-          <w:rPr>
-            <w:lang w:val="en_US" w:bidi="en_US"/>
-          </w:rPr>
-          <w:rPr>
-            <w:color w:val="0000EE"/>
-            <w:u w:val="single"/>
-          </w:rPr>
-          <w:t>10:29–39</w:t>
-        </w:r>
-      </w:hyperlink>
+      <w:r>
+        <w:rPr>
+          <w:lang w:val="en_US" w:bidi="en_US"/>
+        </w:rPr>
+        <w:t>10:29–39</w:t>
+      </w:r>
       <w:r>
         <w:rPr>
           <w:lang w:val="en_US" w:bidi="en_US"/>
         </w:rPr>
         <w:t xml:space="preserve">; </w:t>
       </w:r>
-      <w:hyperlink r:id="rId75">
-        <w:r>
-          <w:rPr>
-            <w:lang w:val="en_US" w:bidi="en_US"/>
-          </w:rPr>
-          <w:rPr>
-            <w:color w:val="0000EE"/>
-            <w:u w:val="single"/>
-          </w:rPr>
-          <w:t>12:44</w:t>
-        </w:r>
-      </w:hyperlink>
+      <w:r>
+        <w:rPr>
+          <w:lang w:val="en_US" w:bidi="en_US"/>
+        </w:rPr>
+        <w:t>12:44</w:t>
+      </w:r>
       <w:r>
         <w:rPr>
           <w:lang w:val="en_US" w:bidi="en_US"/>
@@ -2330,126 +1874,84 @@
         </w:rPr>
         <w:t>Nehemiah was courageous in dealing with opposition. Sanballat, Geshem, and Tobiah opposed rebuilding Jerusalem's walls (</w:t>
       </w:r>
-      <w:hyperlink r:id="rId76">
-        <w:r>
-          <w:rPr>
-            <w:lang w:val="en_US" w:bidi="en_US"/>
-          </w:rPr>
-          <w:rPr>
-            <w:color w:val="0000EE"/>
-            <w:u w:val="single"/>
-          </w:rPr>
-          <w:t>2:10</w:t>
-        </w:r>
-      </w:hyperlink>
+      <w:r>
+        <w:rPr>
+          <w:lang w:val="en_US" w:bidi="en_US"/>
+        </w:rPr>
+        <w:t>2:10</w:t>
+      </w:r>
       <w:r>
         <w:rPr>
           <w:lang w:val="en_US" w:bidi="en_US"/>
         </w:rPr>
         <w:t>). They mocked God's people (</w:t>
       </w:r>
-      <w:hyperlink r:id="rId77">
-        <w:r>
-          <w:rPr>
-            <w:lang w:val="en_US" w:bidi="en_US"/>
-          </w:rPr>
-          <w:rPr>
-            <w:color w:val="0000EE"/>
-            <w:u w:val="single"/>
-          </w:rPr>
-          <w:t>2:19</w:t>
-        </w:r>
-      </w:hyperlink>
+      <w:r>
+        <w:rPr>
+          <w:lang w:val="en_US" w:bidi="en_US"/>
+        </w:rPr>
+        <w:t>2:19</w:t>
+      </w:r>
       <w:r>
         <w:rPr>
           <w:lang w:val="en_US" w:bidi="en_US"/>
         </w:rPr>
         <w:t xml:space="preserve">; </w:t>
       </w:r>
-      <w:hyperlink r:id="rId78">
-        <w:r>
-          <w:rPr>
-            <w:lang w:val="en_US" w:bidi="en_US"/>
-          </w:rPr>
-          <w:rPr>
-            <w:color w:val="0000EE"/>
-            <w:u w:val="single"/>
-          </w:rPr>
-          <w:t>4:1–3</w:t>
-        </w:r>
-      </w:hyperlink>
+      <w:r>
+        <w:rPr>
+          <w:lang w:val="en_US" w:bidi="en_US"/>
+        </w:rPr>
+        <w:t>4:1–3</w:t>
+      </w:r>
       <w:r>
         <w:rPr>
           <w:lang w:val="en_US" w:bidi="en_US"/>
         </w:rPr>
         <w:t>). Arabs, Ammonites, and people from Ashdod also planned to attack the ones building (</w:t>
       </w:r>
-      <w:hyperlink r:id="rId79">
-        <w:r>
-          <w:rPr>
-            <w:lang w:val="en_US" w:bidi="en_US"/>
-          </w:rPr>
-          <w:rPr>
-            <w:color w:val="0000EE"/>
-            <w:u w:val="single"/>
-          </w:rPr>
-          <w:t>4:7–9</w:t>
-        </w:r>
-      </w:hyperlink>
+      <w:r>
+        <w:rPr>
+          <w:lang w:val="en_US" w:bidi="en_US"/>
+        </w:rPr>
+        <w:t>4:7–9</w:t>
+      </w:r>
       <w:r>
         <w:rPr>
           <w:lang w:val="en_US" w:bidi="en_US"/>
         </w:rPr>
         <w:t xml:space="preserve">, </w:t>
       </w:r>
-      <w:hyperlink r:id="rId80">
-        <w:r>
-          <w:rPr>
-            <w:lang w:val="en_US" w:bidi="en_US"/>
-          </w:rPr>
-          <w:rPr>
-            <w:color w:val="0000EE"/>
-            <w:u w:val="single"/>
-          </w:rPr>
-          <w:t>11</w:t>
-        </w:r>
-      </w:hyperlink>
+      <w:r>
+        <w:rPr>
+          <w:lang w:val="en_US" w:bidi="en_US"/>
+        </w:rPr>
+        <w:t>11</w:t>
+      </w:r>
       <w:r>
         <w:rPr>
           <w:lang w:val="en_US" w:bidi="en_US"/>
         </w:rPr>
         <w:t xml:space="preserve">; </w:t>
       </w:r>
-      <w:hyperlink r:id="rId26">
-        <w:r>
-          <w:rPr>
-            <w:lang w:val="en_US" w:bidi="en_US"/>
-          </w:rPr>
-          <w:rPr>
-            <w:color w:val="0000EE"/>
-            <w:u w:val="single"/>
-          </w:rPr>
-          <w:t>6:1–14</w:t>
-        </w:r>
-      </w:hyperlink>
+      <w:r>
+        <w:rPr>
+          <w:lang w:val="en_US" w:bidi="en_US"/>
+        </w:rPr>
+        <w:t>6:1–14</w:t>
+      </w:r>
       <w:r>
         <w:rPr>
           <w:lang w:val="en_US" w:bidi="en_US"/>
         </w:rPr>
         <w:t>). Nehemiah responded by posting guards and praying for God's help (</w:t>
       </w:r>
-      <w:hyperlink r:id="rId81">
-        <w:r>
-          <w:rPr>
-            <w:lang w:val="en_US" w:bidi="en_US"/>
-          </w:rPr>
-          <w:rPr>
-            <w:color w:val="0000EE"/>
-            <w:u w:val="single"/>
-          </w:rPr>
-          <w:t>4:6–23</w:t>
-        </w:r>
-      </w:hyperlink>
+      <w:r>
+        <w:rPr>
+          <w:lang w:val="en_US" w:bidi="en_US"/>
+        </w:rPr>
+        <w:t>4:6–23</w:t>
+      </w:r>
       <w:r>
         <w:rPr>
           <w:lang w:val="en_US" w:bidi="en_US"/>
@@ -2488,18 +1990,12 @@
         </w:rPr>
         <w:t>who abused the poor (</w:t>
       </w:r>
-      <w:hyperlink r:id="rId82">
-        <w:r>
-          <w:rPr>
-            <w:lang w:val="en_US" w:bidi="en_US"/>
-          </w:rPr>
-          <w:rPr>
-            <w:color w:val="0000EE"/>
-            <w:u w:val="single"/>
-          </w:rPr>
-          <w:t>5:1–13</w:t>
-        </w:r>
-      </w:hyperlink>
+      <w:r>
+        <w:rPr>
+          <w:lang w:val="en_US" w:bidi="en_US"/>
+        </w:rPr>
+        <w:t>5:1–13</w:t>
+      </w:r>
       <w:r>
         <w:rPr>
           <w:lang w:val="en_US" w:bidi="en_US"/>
@@ -2524,54 +2020,36 @@
         </w:rPr>
         <w:t>who married foreigners (</w:t>
       </w:r>
-      <w:hyperlink r:id="rId83">
-        <w:r>
-          <w:rPr>
-            <w:lang w:val="en_US" w:bidi="en_US"/>
-          </w:rPr>
-          <w:rPr>
-            <w:color w:val="0000EE"/>
-            <w:u w:val="single"/>
-          </w:rPr>
-          <w:t>9:1–2</w:t>
-        </w:r>
-      </w:hyperlink>
+      <w:r>
+        <w:rPr>
+          <w:lang w:val="en_US" w:bidi="en_US"/>
+        </w:rPr>
+        <w:t>9:1–2</w:t>
+      </w:r>
       <w:r>
         <w:rPr>
           <w:lang w:val="en_US" w:bidi="en_US"/>
         </w:rPr>
         <w:t xml:space="preserve">; </w:t>
       </w:r>
-      <w:hyperlink r:id="rId84">
-        <w:r>
-          <w:rPr>
-            <w:lang w:val="en_US" w:bidi="en_US"/>
-          </w:rPr>
-          <w:rPr>
-            <w:color w:val="0000EE"/>
-            <w:u w:val="single"/>
-          </w:rPr>
-          <w:t>10:28–30</w:t>
-        </w:r>
-      </w:hyperlink>
+      <w:r>
+        <w:rPr>
+          <w:lang w:val="en_US" w:bidi="en_US"/>
+        </w:rPr>
+        <w:t>10:28–30</w:t>
+      </w:r>
       <w:r>
         <w:rPr>
           <w:lang w:val="en_US" w:bidi="en_US"/>
         </w:rPr>
         <w:t xml:space="preserve">; </w:t>
       </w:r>
-      <w:hyperlink r:id="rId85">
-        <w:r>
-          <w:rPr>
-            <w:lang w:val="en_US" w:bidi="en_US"/>
-          </w:rPr>
-          <w:rPr>
-            <w:color w:val="0000EE"/>
-            <w:u w:val="single"/>
-          </w:rPr>
-          <w:t>13:23–28</w:t>
-        </w:r>
-      </w:hyperlink>
+      <w:r>
+        <w:rPr>
+          <w:lang w:val="en_US" w:bidi="en_US"/>
+        </w:rPr>
+        <w:t>13:23–28</w:t>
+      </w:r>
       <w:r>
         <w:rPr>
           <w:lang w:val="en_US" w:bidi="en_US"/>
@@ -2596,36 +2074,24 @@
         </w:rPr>
         <w:t>who did not tithe or observe the Sabbath (</w:t>
       </w:r>
-      <w:hyperlink r:id="rId86">
-        <w:r>
-          <w:rPr>
-            <w:lang w:val="en_US" w:bidi="en_US"/>
-          </w:rPr>
-          <w:rPr>
-            <w:color w:val="0000EE"/>
-            <w:u w:val="single"/>
-          </w:rPr>
-          <w:t>10:31–39</w:t>
-        </w:r>
-      </w:hyperlink>
+      <w:r>
+        <w:rPr>
+          <w:lang w:val="en_US" w:bidi="en_US"/>
+        </w:rPr>
+        <w:t>10:31–39</w:t>
+      </w:r>
       <w:r>
         <w:rPr>
           <w:lang w:val="en_US" w:bidi="en_US"/>
         </w:rPr>
         <w:t xml:space="preserve">; </w:t>
       </w:r>
-      <w:hyperlink r:id="rId87">
-        <w:r>
-          <w:rPr>
-            <w:lang w:val="en_US" w:bidi="en_US"/>
-          </w:rPr>
-          <w:rPr>
-            <w:color w:val="0000EE"/>
-            <w:u w:val="single"/>
-          </w:rPr>
-          <w:t>13:10–22</w:t>
-        </w:r>
-      </w:hyperlink>
+      <w:r>
+        <w:rPr>
+          <w:lang w:val="en_US" w:bidi="en_US"/>
+        </w:rPr>
+        <w:t>13:10–22</w:t>
+      </w:r>
       <w:r>
         <w:rPr>
           <w:lang w:val="en_US" w:bidi="en_US"/>
